--- a/coordinamento-commesse/Note_di_Rilascio_Coordinamento_Commesse.docx
+++ b/coordinamento-commesse/Note_di_Rilascio_Coordinamento_Commesse.docx
@@ -66,7 +66,7 @@
           <w:sz w:val="22"/>
           <w:szCs w:val="22"/>
         </w:rPr>
-        <w:t xml:space="preserve">Versione attuale: 1.5</w:t>
+        <w:t xml:space="preserve">Versione attuale: 1.7</w:t>
       </w:r>
     </w:p>
     <w:p>
@@ -178,7 +178,7 @@
           <w:sz w:val="26"/>
           <w:szCs w:val="26"/>
         </w:rPr>
-        <w:t xml:space="preserve">Versione 1.5  </w:t>
+        <w:t xml:space="preserve">Versione 1.7  </w:t>
       </w:r>
       <w:r>
         <w:rPr>
@@ -188,7 +188,7 @@
           <w:sz w:val="26"/>
           <w:szCs w:val="26"/>
         </w:rPr>
-        <w:t xml:space="preserve">Etichette di stato personalizzabili</w:t>
+        <w:t xml:space="preserve">Affidabilità e sicurezza del server</w:t>
       </w:r>
     </w:p>
     <w:p>
@@ -217,6 +217,304 @@
           <w:szCs w:val="18"/>
         </w:rPr>
         <w:t xml:space="preserve">VERSIONE ATTUALE</w:t>
+      </w:r>
+    </w:p>
+    <w:p>
+      <w:pPr>
+        <w:spacing w:after="90" w:before="60"/>
+      </w:pPr>
+      <w:r>
+        <w:rPr>
+          <w:b/>
+          <w:bCs/>
+          <w:caps/>
+          <w:color w:val="1F3A4D"/>
+          <w:sz w:val="20"/>
+          <w:szCs w:val="20"/>
+        </w:rPr>
+        <w:t xml:space="preserve">Novità e miglioramenti</w:t>
+      </w:r>
+    </w:p>
+    <w:p>
+      <w:pPr>
+        <w:pStyle w:val="ListParagraph"/>
+        <w:numPr>
+          <w:ilvl w:val="0"/>
+          <w:numId w:val="2"/>
+        </w:numPr>
+        <w:spacing w:after="110"/>
+      </w:pPr>
+      <w:r>
+        <w:rPr>
+          <w:color w:val="262626"/>
+          <w:sz w:val="22"/>
+          <w:szCs w:val="22"/>
+        </w:rPr>
+        <w:t xml:space="preserve">Backup automatico cifrato: ogni notte il database viene copiato, cifrato e salvato in una cartella a scelta (tipicamente iCloud Drive), con una verifica automatica ogni domenica che l’ultimo backup sia davvero recuperabile.</w:t>
+      </w:r>
+    </w:p>
+    <w:p>
+      <w:pPr>
+        <w:pStyle w:val="ListParagraph"/>
+        <w:numPr>
+          <w:ilvl w:val="0"/>
+          <w:numId w:val="2"/>
+        </w:numPr>
+        <w:spacing w:after="110"/>
+      </w:pPr>
+      <w:r>
+        <w:rPr>
+          <w:color w:val="262626"/>
+          <w:sz w:val="22"/>
+          <w:szCs w:val="22"/>
+        </w:rPr>
+        <w:t xml:space="preserve">Gli accessi non vengono più persi ad ogni riavvio del server, ad esempio dopo un aggiornamento: restano validi come prima.</w:t>
+      </w:r>
+    </w:p>
+    <w:p>
+      <w:pPr>
+        <w:pStyle w:val="ListParagraph"/>
+        <w:numPr>
+          <w:ilvl w:val="0"/>
+          <w:numId w:val="2"/>
+        </w:numPr>
+        <w:spacing w:after="110"/>
+      </w:pPr>
+      <w:r>
+        <w:rPr>
+          <w:color w:val="262626"/>
+          <w:sz w:val="22"/>
+          <w:szCs w:val="22"/>
+        </w:rPr>
+        <w:t xml:space="preserve">Troppi tentativi di accesso sbagliati di fila dallo stesso indirizzo vengono ora bloccati temporaneamente, a protezione della password.</w:t>
+      </w:r>
+    </w:p>
+    <w:p>
+      <w:pPr>
+        <w:pStyle w:val="ListParagraph"/>
+        <w:numPr>
+          <w:ilvl w:val="0"/>
+          <w:numId w:val="2"/>
+        </w:numPr>
+        <w:spacing w:after="110"/>
+      </w:pPr>
+      <w:r>
+        <w:rPr>
+          <w:color w:val="262626"/>
+          <w:sz w:val="22"/>
+          <w:szCs w:val="22"/>
+        </w:rPr>
+        <w:t xml:space="preserve">Rinforzate le protezioni standard del server contro gli attacchi più comuni ai siti web.</w:t>
+      </w:r>
+    </w:p>
+    <w:p>
+      <w:pPr>
+        <w:pStyle w:val="ListParagraph"/>
+        <w:numPr>
+          <w:ilvl w:val="0"/>
+          <w:numId w:val="2"/>
+        </w:numPr>
+        <w:spacing w:after="110"/>
+      </w:pPr>
+      <w:r>
+        <w:rPr>
+          <w:color w:val="262626"/>
+          <w:sz w:val="22"/>
+          <w:szCs w:val="22"/>
+        </w:rPr>
+        <w:t xml:space="preserve">Aggiunta una prima serie di controlli automatici sulle parti più delicate — accesso, etichette personalizzabili, aggiornamenti del database — così un errore si scopre prima di pubblicarlo, non dopo.</w:t>
+      </w:r>
+    </w:p>
+    <w:p>
+      <w:pPr>
+        <w:pBdr>
+          <w:bottom w:val="single" w:color="1F3A4D" w:sz="6"/>
+        </w:pBdr>
+        <w:spacing w:after="60" w:before="420"/>
+      </w:pPr>
+      <w:r>
+        <w:rPr>
+          <w:b/>
+          <w:bCs/>
+          <w:color w:val="C0332B"/>
+          <w:sz w:val="26"/>
+          <w:szCs w:val="26"/>
+        </w:rPr>
+        <w:t xml:space="preserve">Versione 1.6  </w:t>
+      </w:r>
+      <w:r>
+        <w:rPr>
+          <w:b/>
+          <w:bCs/>
+          <w:color w:val="1F3A4D"/>
+          <w:sz w:val="26"/>
+          <w:szCs w:val="26"/>
+        </w:rPr>
+        <w:t xml:space="preserve">Capitolato Requisiti, Approvazioni Drawings, Timeline unificata</w:t>
+      </w:r>
+    </w:p>
+    <w:p>
+      <w:pPr>
+        <w:spacing w:after="160"/>
+      </w:pPr>
+      <w:r>
+        <w:rPr>
+          <w:i/>
+          <w:iCs/>
+          <w:color w:val="666666"/>
+          <w:sz w:val="20"/>
+          <w:szCs w:val="20"/>
+        </w:rPr>
+        <w:t xml:space="preserve">29 ottobre 2026</w:t>
+      </w:r>
+    </w:p>
+    <w:p>
+      <w:pPr>
+        <w:spacing w:after="90" w:before="60"/>
+      </w:pPr>
+      <w:r>
+        <w:rPr>
+          <w:b/>
+          <w:bCs/>
+          <w:caps/>
+          <w:color w:val="1F3A4D"/>
+          <w:sz w:val="20"/>
+          <w:szCs w:val="20"/>
+        </w:rPr>
+        <w:t xml:space="preserve">Novità e miglioramenti</w:t>
+      </w:r>
+    </w:p>
+    <w:p>
+      <w:pPr>
+        <w:pStyle w:val="ListParagraph"/>
+        <w:numPr>
+          <w:ilvl w:val="0"/>
+          <w:numId w:val="2"/>
+        </w:numPr>
+        <w:spacing w:after="110"/>
+      </w:pPr>
+      <w:r>
+        <w:rPr>
+          <w:color w:val="262626"/>
+          <w:sz w:val="22"/>
+          <w:szCs w:val="22"/>
+        </w:rPr>
+        <w:t xml:space="preserve">Il Capitolato è stato rinominato Capitolato Requisiti: ogni voce si apre ora come un documento, con i Requisiti collegati visibili e modificabili senza uscire dalla scheda.</w:t>
+      </w:r>
+    </w:p>
+    <w:p>
+      <w:pPr>
+        <w:pStyle w:val="ListParagraph"/>
+        <w:numPr>
+          <w:ilvl w:val="0"/>
+          <w:numId w:val="2"/>
+        </w:numPr>
+        <w:spacing w:after="110"/>
+      </w:pPr>
+      <w:r>
+        <w:rPr>
+          <w:color w:val="262626"/>
+          <w:sz w:val="22"/>
+          <w:szCs w:val="22"/>
+        </w:rPr>
+        <w:t xml:space="preserve">Nuova sezione Approvazioni Drawings: elenco degli elaborati sottoposti a Direzione Lavori/General Contractor per approvazione, compilabile a mano o importando un elenco deliverable direttamente da un file Excel.</w:t>
+      </w:r>
+    </w:p>
+    <w:p>
+      <w:pPr>
+        <w:pStyle w:val="ListParagraph"/>
+        <w:numPr>
+          <w:ilvl w:val="0"/>
+          <w:numId w:val="2"/>
+        </w:numPr>
+        <w:spacing w:after="110"/>
+      </w:pPr>
+      <w:r>
+        <w:rPr>
+          <w:color w:val="262626"/>
+          <w:sz w:val="22"/>
+          <w:szCs w:val="22"/>
+        </w:rPr>
+        <w:t xml:space="preserve">Timeline Montaggi: il pulsante "+ Nuova riga" permette ora di scegliere se si sta creando una Milestone o una Lavorazione, ed è possibile modificare una lavorazione direttamente da qui.</w:t>
+      </w:r>
+    </w:p>
+    <w:p>
+      <w:pPr>
+        <w:pStyle w:val="ListParagraph"/>
+        <w:numPr>
+          <w:ilvl w:val="0"/>
+          <w:numId w:val="2"/>
+        </w:numPr>
+        <w:spacing w:after="110"/>
+      </w:pPr>
+      <w:r>
+        <w:rPr>
+          <w:color w:val="262626"/>
+          <w:sz w:val="22"/>
+          <w:szCs w:val="22"/>
+        </w:rPr>
+        <w:t xml:space="preserve">Lavorazioni: il campo Impresa/squadra è ora un menu a tendina collegato al Registro Stakeholder, invece di un testo libero.</w:t>
+      </w:r>
+    </w:p>
+    <w:p>
+      <w:pPr>
+        <w:pStyle w:val="ListParagraph"/>
+        <w:numPr>
+          <w:ilvl w:val="0"/>
+          <w:numId w:val="2"/>
+        </w:numPr>
+        <w:spacing w:after="110"/>
+      </w:pPr>
+      <w:r>
+        <w:rPr>
+          <w:color w:val="262626"/>
+          <w:sz w:val="22"/>
+          <w:szCs w:val="22"/>
+        </w:rPr>
+        <w:t xml:space="preserve">Commesse: il modulo di modifica mostra ora i Work Package collegati, modificabili senza uscire dalla scheda.</w:t>
+      </w:r>
+    </w:p>
+    <w:p>
+      <w:pPr>
+        <w:pBdr>
+          <w:bottom w:val="single" w:color="1F3A4D" w:sz="6"/>
+        </w:pBdr>
+        <w:spacing w:after="60" w:before="420"/>
+      </w:pPr>
+      <w:r>
+        <w:rPr>
+          <w:b/>
+          <w:bCs/>
+          <w:color w:val="C0332B"/>
+          <w:sz w:val="26"/>
+          <w:szCs w:val="26"/>
+        </w:rPr>
+        <w:t xml:space="preserve">Versione 1.5  </w:t>
+      </w:r>
+      <w:r>
+        <w:rPr>
+          <w:b/>
+          <w:bCs/>
+          <w:color w:val="1F3A4D"/>
+          <w:sz w:val="26"/>
+          <w:szCs w:val="26"/>
+        </w:rPr>
+        <w:t xml:space="preserve">Etichette di stato personalizzabili</w:t>
+      </w:r>
+    </w:p>
+    <w:p>
+      <w:pPr>
+        <w:spacing w:after="160"/>
+      </w:pPr>
+      <w:r>
+        <w:rPr>
+          <w:i/>
+          <w:iCs/>
+          <w:color w:val="666666"/>
+          <w:sz w:val="20"/>
+          <w:szCs w:val="20"/>
+        </w:rPr>
+        <w:t xml:space="preserve">29 ottobre 2026</w:t>
       </w:r>
     </w:p>
     <w:p>

--- a/coordinamento-commesse/Note_di_Rilascio_Coordinamento_Commesse.docx
+++ b/coordinamento-commesse/Note_di_Rilascio_Coordinamento_Commesse.docx
@@ -66,7 +66,7 @@
           <w:sz w:val="22"/>
           <w:szCs w:val="22"/>
         </w:rPr>
-        <w:t xml:space="preserve">Versione attuale: 1.7</w:t>
+        <w:t xml:space="preserve">Versione attuale: 1.8</w:t>
       </w:r>
     </w:p>
     <w:p>
@@ -178,7 +178,7 @@
           <w:sz w:val="26"/>
           <w:szCs w:val="26"/>
         </w:rPr>
-        <w:t xml:space="preserve">Versione 1.7  </w:t>
+        <w:t xml:space="preserve">Versione 1.8  </w:t>
       </w:r>
       <w:r>
         <w:rPr>
@@ -188,7 +188,7 @@
           <w:sz w:val="26"/>
           <w:szCs w:val="26"/>
         </w:rPr>
-        <w:t xml:space="preserve">Affidabilità e sicurezza del server</w:t>
+        <w:t xml:space="preserve">Accesso cliente a sola lettura</w:t>
       </w:r>
     </w:p>
     <w:p>
@@ -217,6 +217,119 @@
           <w:szCs w:val="18"/>
         </w:rPr>
         <w:t xml:space="preserve">VERSIONE ATTUALE</w:t>
+      </w:r>
+    </w:p>
+    <w:p>
+      <w:pPr>
+        <w:spacing w:after="90" w:before="60"/>
+      </w:pPr>
+      <w:r>
+        <w:rPr>
+          <w:b/>
+          <w:bCs/>
+          <w:caps/>
+          <w:color w:val="1F3A4D"/>
+          <w:sz w:val="20"/>
+          <w:szCs w:val="20"/>
+        </w:rPr>
+        <w:t xml:space="preserve">Novità e miglioramenti</w:t>
+      </w:r>
+    </w:p>
+    <w:p>
+      <w:pPr>
+        <w:pStyle w:val="ListParagraph"/>
+        <w:numPr>
+          <w:ilvl w:val="0"/>
+          <w:numId w:val="2"/>
+        </w:numPr>
+        <w:spacing w:after="110"/>
+      </w:pPr>
+      <w:r>
+        <w:rPr>
+          <w:color w:val="262626"/>
+          <w:sz w:val="22"/>
+          <w:szCs w:val="22"/>
+        </w:rPr>
+        <w:t xml:space="preserve">Nuovo ruolo utente Cliente: un accesso a sola lettura, pensato per dare a GILI Creations (o ad altri soggetti esterni) la possibilità di vedere alcuni dati senza poter modificare nulla.</w:t>
+      </w:r>
+    </w:p>
+    <w:p>
+      <w:pPr>
+        <w:pStyle w:val="ListParagraph"/>
+        <w:numPr>
+          <w:ilvl w:val="0"/>
+          <w:numId w:val="2"/>
+        </w:numPr>
+        <w:spacing w:after="110"/>
+      </w:pPr>
+      <w:r>
+        <w:rPr>
+          <w:color w:val="262626"/>
+          <w:sz w:val="22"/>
+          <w:szCs w:val="22"/>
+        </w:rPr>
+        <w:t xml:space="preserve">Per ogni utente cliente si scelgono, da Utenti, quali sezioni può vedere tra Timeline Montaggi, Lavorazioni e Approvazioni Drawings — tutte le altre sezioni restano completamente invisibili e inaccessibili a quell’utente.</w:t>
+      </w:r>
+    </w:p>
+    <w:p>
+      <w:pPr>
+        <w:pStyle w:val="ListParagraph"/>
+        <w:numPr>
+          <w:ilvl w:val="0"/>
+          <w:numId w:val="2"/>
+        </w:numPr>
+        <w:spacing w:after="110"/>
+      </w:pPr>
+      <w:r>
+        <w:rPr>
+          <w:color w:val="262626"/>
+          <w:sz w:val="22"/>
+          <w:szCs w:val="22"/>
+        </w:rPr>
+        <w:t xml:space="preserve">In quelle sezioni il cliente vede tutto ma non trova pulsanti per creare, modificare, eliminare o importare: è una vetrina, non un accesso operativo.</w:t>
+      </w:r>
+    </w:p>
+    <w:p>
+      <w:pPr>
+        <w:pBdr>
+          <w:bottom w:val="single" w:color="1F3A4D" w:sz="6"/>
+        </w:pBdr>
+        <w:spacing w:after="60" w:before="420"/>
+      </w:pPr>
+      <w:r>
+        <w:rPr>
+          <w:b/>
+          <w:bCs/>
+          <w:color w:val="C0332B"/>
+          <w:sz w:val="26"/>
+          <w:szCs w:val="26"/>
+        </w:rPr>
+        <w:t xml:space="preserve">Versione 1.7  </w:t>
+      </w:r>
+      <w:r>
+        <w:rPr>
+          <w:b/>
+          <w:bCs/>
+          <w:color w:val="1F3A4D"/>
+          <w:sz w:val="26"/>
+          <w:szCs w:val="26"/>
+        </w:rPr>
+        <w:t xml:space="preserve">Affidabilità e sicurezza del server</w:t>
+      </w:r>
+    </w:p>
+    <w:p>
+      <w:pPr>
+        <w:spacing w:after="160"/>
+      </w:pPr>
+      <w:r>
+        <w:rPr>
+          <w:i/>
+          <w:iCs/>
+          <w:color w:val="666666"/>
+          <w:sz w:val="20"/>
+          <w:szCs w:val="20"/>
+        </w:rPr>
+        <w:t xml:space="preserve">29 ottobre 2026</w:t>
       </w:r>
     </w:p>
     <w:p>

--- a/coordinamento-commesse/Note_di_Rilascio_Coordinamento_Commesse.docx
+++ b/coordinamento-commesse/Note_di_Rilascio_Coordinamento_Commesse.docx
@@ -32,7 +32,7 @@
           <w:i/>
           <w:iCs/>
         </w:rPr>
-        <w:t xml:space="preserve">Versione attuale: 1.9 — aggiornato al 29 ottobre 2026</w:t>
+        <w:t xml:space="preserve">Versione attuale: 1.10 — aggiornato al 30 ottobre 2026</w:t>
       </w:r>
     </w:p>
     <w:p>
@@ -50,6 +50,114 @@
         </w:pBdr>
         <w:spacing w:after="240"/>
       </w:pPr>
+    </w:p>
+    <w:p>
+      <w:pPr>
+        <w:pStyle w:val="Heading2"/>
+        <w:spacing w:after="160" w:before="360"/>
+      </w:pPr>
+      <w:r>
+        <w:t xml:space="preserve">Correzione import Excel di Approvazioni Drawings (30 ottobre 2026)</w:t>
+      </w:r>
+    </w:p>
+    <w:p>
+      <w:pPr>
+        <w:pStyle w:val="ListParagraph"/>
+        <w:numPr>
+          <w:ilvl w:val="0"/>
+          <w:numId w:val="1"/>
+        </w:numPr>
+        <w:spacing w:after="120"/>
+      </w:pPr>
+      <w:r>
+        <w:rPr>
+          <w:b w:val="false"/>
+          <w:bCs w:val="false"/>
+        </w:rPr>
+        <w:t xml:space="preserve">Risolto il problema per cui il pulsante </w:t>
+      </w:r>
+      <w:r>
+        <w:rPr>
+          <w:b/>
+          <w:bCs/>
+        </w:rPr>
+        <w:t xml:space="preserve">"Importa da Excel"</w:t>
+      </w:r>
+      <w:r>
+        <w:rPr>
+          <w:b w:val="false"/>
+          <w:bCs w:val="false"/>
+        </w:rPr>
+        <w:t xml:space="preserve"> nella scheda Approvazioni Drawings non importava nulla con l’elenco deliverable reale (le intestazioni erano in una riga diversa da quella attesa e i nomi di colonna non corrispondevano).</w:t>
+      </w:r>
+    </w:p>
+    <w:p>
+      <w:pPr>
+        <w:pStyle w:val="ListParagraph"/>
+        <w:numPr>
+          <w:ilvl w:val="0"/>
+          <w:numId w:val="1"/>
+        </w:numPr>
+        <w:spacing w:after="120"/>
+      </w:pPr>
+      <w:r>
+        <w:rPr>
+          <w:b w:val="false"/>
+          <w:bCs w:val="false"/>
+        </w:rPr>
+        <w:t xml:space="preserve">L’import ora riconosce sia il template semplice sia il formato reale dell’Elenco Deliverable, cercando da solo la riga di intestazione.</w:t>
+      </w:r>
+    </w:p>
+    <w:p>
+      <w:pPr>
+        <w:pStyle w:val="ListParagraph"/>
+        <w:numPr>
+          <w:ilvl w:val="0"/>
+          <w:numId w:val="1"/>
+        </w:numPr>
+        <w:spacing w:after="120"/>
+      </w:pPr>
+      <w:r>
+        <w:rPr>
+          <w:b w:val="false"/>
+          <w:bCs w:val="false"/>
+        </w:rPr>
+        <w:t xml:space="preserve">Quando un elaborato non ha ancora un "Nome elaborato" assegnato, viene usato come titolo provvisorio il nome dell’ambiente/area/zona, così da non perdere elaborati ancora senza un file formale.</w:t>
+      </w:r>
+    </w:p>
+    <w:p>
+      <w:pPr>
+        <w:pStyle w:val="ListParagraph"/>
+        <w:numPr>
+          <w:ilvl w:val="0"/>
+          <w:numId w:val="1"/>
+        </w:numPr>
+        <w:spacing w:after="120"/>
+      </w:pPr>
+      <w:r>
+        <w:rPr>
+          <w:b w:val="false"/>
+          <w:bCs w:val="false"/>
+        </w:rPr>
+        <w:t xml:space="preserve">Lo stato della colonna "Status" (OK, temi minori, in approvazione, da rilevare, ecc.) viene convertito automaticamente nei 4 stati dell’app, mantenendo il testo originale in nota quando serve.</w:t>
+      </w:r>
+    </w:p>
+    <w:p>
+      <w:pPr>
+        <w:pStyle w:val="ListParagraph"/>
+        <w:numPr>
+          <w:ilvl w:val="0"/>
+          <w:numId w:val="1"/>
+        </w:numPr>
+        <w:spacing w:after="120"/>
+      </w:pPr>
+      <w:r>
+        <w:rPr>
+          <w:b w:val="false"/>
+          <w:bCs w:val="false"/>
+        </w:rPr>
+        <w:t xml:space="preserve">Livello, Area, Ambiente, PM e le annotazioni della maschera GILI vengono riportati in nota, così da non perdere il contesto di ogni riga importata.</w:t>
+      </w:r>
     </w:p>
     <w:p>
       <w:pPr>

--- a/coordinamento-commesse/Note_di_Rilascio_Coordinamento_Commesse.docx
+++ b/coordinamento-commesse/Note_di_Rilascio_Coordinamento_Commesse.docx
@@ -66,7 +66,7 @@
           <w:sz w:val="22"/>
           <w:szCs w:val="22"/>
         </w:rPr>
-        <w:t xml:space="preserve">Versione attuale: 1.10</w:t>
+        <w:t xml:space="preserve">Versione attuale: 1.11</w:t>
       </w:r>
     </w:p>
     <w:p>
@@ -178,17 +178,17 @@
           <w:sz w:val="26"/>
           <w:szCs w:val="26"/>
         </w:rPr>
-        <w:t xml:space="preserve">Versione 1.10  </w:t>
-      </w:r>
-      <w:r>
-        <w:rPr>
-          <w:b/>
-          <w:bCs/>
-          <w:color w:val="1F3A4D"/>
-          <w:sz w:val="26"/>
-          <w:szCs w:val="26"/>
-        </w:rPr>
-        <w:t xml:space="preserve">Correzione import Excel di Approvazioni Drawings</w:t>
+        <w:t xml:space="preserve">Versione 1.11  </w:t>
+      </w:r>
+      <w:r>
+        <w:rPr>
+          <w:b/>
+          <w:bCs/>
+          <w:color w:val="1F3A4D"/>
+          <w:sz w:val="26"/>
+          <w:szCs w:val="26"/>
+        </w:rPr>
+        <w:t xml:space="preserve">Vista aggregata per gruppo di commesse</w:t>
       </w:r>
     </w:p>
     <w:p>
@@ -217,6 +217,137 @@
           <w:szCs w:val="18"/>
         </w:rPr>
         <w:t xml:space="preserve">VERSIONE ATTUALE</w:t>
+      </w:r>
+    </w:p>
+    <w:p>
+      <w:pPr>
+        <w:spacing w:after="90" w:before="60"/>
+      </w:pPr>
+      <w:r>
+        <w:rPr>
+          <w:b/>
+          <w:bCs/>
+          <w:caps/>
+          <w:color w:val="1F3A4D"/>
+          <w:sz w:val="20"/>
+          <w:szCs w:val="20"/>
+        </w:rPr>
+        <w:t xml:space="preserve">Novità e miglioramenti</w:t>
+      </w:r>
+    </w:p>
+    <w:p>
+      <w:pPr>
+        <w:pStyle w:val="ListParagraph"/>
+        <w:numPr>
+          <w:ilvl w:val="0"/>
+          <w:numId w:val="1"/>
+        </w:numPr>
+        <w:spacing w:after="110"/>
+      </w:pPr>
+      <w:r>
+        <w:rPr>
+          <w:color w:val="262626"/>
+          <w:sz w:val="22"/>
+          <w:szCs w:val="22"/>
+        </w:rPr>
+        <w:t xml:space="preserve">Nuovo campo "Gruppo progetto" nella scheda di ogni commessa (es. "RSW Roma"): commesse diverse che fanno parte dello stesso progetto (es. 2514RW e 2593RW) possono condividere lo stesso gruppo, pur restando commesse distinte con il proprio codice.</w:t>
+      </w:r>
+    </w:p>
+    <w:p>
+      <w:pPr>
+        <w:pStyle w:val="ListParagraph"/>
+        <w:numPr>
+          <w:ilvl w:val="0"/>
+          <w:numId w:val="1"/>
+        </w:numPr>
+        <w:spacing w:after="110"/>
+      </w:pPr>
+      <w:r>
+        <w:rPr>
+          <w:color w:val="262626"/>
+          <w:sz w:val="22"/>
+          <w:szCs w:val="22"/>
+        </w:rPr>
+        <w:t xml:space="preserve">Quando due o più commesse condividono un gruppo, nel menu a tendina in alto a sinistra compare una nuova opzione "‹gruppo› — tutte (N)": selezionandola si vedono in un’unica vista, per tutti i registri, i dati di tutte le commesse del gruppo insieme — ogni riga mostra una colonna "Commessa" per sapere a quale commessa appartiene.</w:t>
+      </w:r>
+    </w:p>
+    <w:p>
+      <w:pPr>
+        <w:pStyle w:val="ListParagraph"/>
+        <w:numPr>
+          <w:ilvl w:val="0"/>
+          <w:numId w:val="1"/>
+        </w:numPr>
+        <w:spacing w:after="110"/>
+      </w:pPr>
+      <w:r>
+        <w:rPr>
+          <w:color w:val="262626"/>
+          <w:sz w:val="22"/>
+          <w:szCs w:val="22"/>
+        </w:rPr>
+        <w:t xml:space="preserve">La vista aggregata è di sola lettura: per creare o modificare una riga serve tornare a selezionare una singola commessa dal menu.</w:t>
+      </w:r>
+    </w:p>
+    <w:p>
+      <w:pPr>
+        <w:pStyle w:val="ListParagraph"/>
+        <w:numPr>
+          <w:ilvl w:val="0"/>
+          <w:numId w:val="1"/>
+        </w:numPr>
+        <w:spacing w:after="110"/>
+      </w:pPr>
+      <w:r>
+        <w:rPr>
+          <w:color w:val="262626"/>
+          <w:sz w:val="22"/>
+          <w:szCs w:val="22"/>
+        </w:rPr>
+        <w:t xml:space="preserve">Il Cruscotto e la Dashboard Finanziaria restano legati a una singola commessa e mostrano un avviso quando è selezionata la vista di gruppo.</w:t>
+      </w:r>
+    </w:p>
+    <w:p>
+      <w:pPr>
+        <w:pBdr>
+          <w:bottom w:val="single" w:color="1F3A4D" w:sz="6"/>
+        </w:pBdr>
+        <w:spacing w:after="60" w:before="420"/>
+      </w:pPr>
+      <w:r>
+        <w:rPr>
+          <w:b/>
+          <w:bCs/>
+          <w:color w:val="C0332B"/>
+          <w:sz w:val="26"/>
+          <w:szCs w:val="26"/>
+        </w:rPr>
+        <w:t xml:space="preserve">Versione 1.10  </w:t>
+      </w:r>
+      <w:r>
+        <w:rPr>
+          <w:b/>
+          <w:bCs/>
+          <w:color w:val="1F3A4D"/>
+          <w:sz w:val="26"/>
+          <w:szCs w:val="26"/>
+        </w:rPr>
+        <w:t xml:space="preserve">Correzione import Excel di Approvazioni Drawings</w:t>
+      </w:r>
+    </w:p>
+    <w:p>
+      <w:pPr>
+        <w:spacing w:after="160"/>
+      </w:pPr>
+      <w:r>
+        <w:rPr>
+          <w:i/>
+          <w:iCs/>
+          <w:color w:val="666666"/>
+          <w:sz w:val="20"/>
+          <w:szCs w:val="20"/>
+        </w:rPr>
+        <w:t xml:space="preserve">30 ottobre 2026</w:t>
       </w:r>
     </w:p>
     <w:p>

--- a/coordinamento-commesse/Note_di_Rilascio_Coordinamento_Commesse.docx
+++ b/coordinamento-commesse/Note_di_Rilascio_Coordinamento_Commesse.docx
@@ -66,7 +66,7 @@
           <w:sz w:val="22"/>
           <w:szCs w:val="22"/>
         </w:rPr>
-        <w:t xml:space="preserve">Versione attuale: 1.11</w:t>
+        <w:t xml:space="preserve">Versione attuale: 1.12</w:t>
       </w:r>
     </w:p>
     <w:p>
@@ -178,17 +178,17 @@
           <w:sz w:val="26"/>
           <w:szCs w:val="26"/>
         </w:rPr>
-        <w:t xml:space="preserve">Versione 1.11  </w:t>
-      </w:r>
-      <w:r>
-        <w:rPr>
-          <w:b/>
-          <w:bCs/>
-          <w:color w:val="1F3A4D"/>
-          <w:sz w:val="26"/>
-          <w:szCs w:val="26"/>
-        </w:rPr>
-        <w:t xml:space="preserve">Vista aggregata per gruppo di commesse</w:t>
+        <w:t xml:space="preserve">Versione 1.12  </w:t>
+      </w:r>
+      <w:r>
+        <w:rPr>
+          <w:b/>
+          <w:bCs/>
+          <w:color w:val="1F3A4D"/>
+          <w:sz w:val="26"/>
+          <w:szCs w:val="26"/>
+        </w:rPr>
+        <w:t xml:space="preserve">Import Excel del Registro Criticità PM</w:t>
       </w:r>
     </w:p>
     <w:p>
@@ -217,6 +217,155 @@
           <w:szCs w:val="18"/>
         </w:rPr>
         <w:t xml:space="preserve">VERSIONE ATTUALE</w:t>
+      </w:r>
+    </w:p>
+    <w:p>
+      <w:pPr>
+        <w:spacing w:after="90" w:before="60"/>
+      </w:pPr>
+      <w:r>
+        <w:rPr>
+          <w:b/>
+          <w:bCs/>
+          <w:caps/>
+          <w:color w:val="1F3A4D"/>
+          <w:sz w:val="20"/>
+          <w:szCs w:val="20"/>
+        </w:rPr>
+        <w:t xml:space="preserve">Novità e miglioramenti</w:t>
+      </w:r>
+    </w:p>
+    <w:p>
+      <w:pPr>
+        <w:pStyle w:val="ListParagraph"/>
+        <w:numPr>
+          <w:ilvl w:val="0"/>
+          <w:numId w:val="1"/>
+        </w:numPr>
+        <w:spacing w:after="110"/>
+      </w:pPr>
+      <w:r>
+        <w:rPr>
+          <w:color w:val="262626"/>
+          <w:sz w:val="22"/>
+          <w:szCs w:val="22"/>
+        </w:rPr>
+        <w:t xml:space="preserve">Nuovo pulsante "Importa da Excel" nella scheda Registro Criticità, sullo stesso modello già disponibile per Decisioni e Approvazioni Drawings: permette di caricare direttamente il Registro Criticità aggiornato dai PM di GILI, senza doverlo ricopiare a mano.</w:t>
+      </w:r>
+    </w:p>
+    <w:p>
+      <w:pPr>
+        <w:pStyle w:val="ListParagraph"/>
+        <w:numPr>
+          <w:ilvl w:val="0"/>
+          <w:numId w:val="1"/>
+        </w:numPr>
+        <w:spacing w:after="110"/>
+      </w:pPr>
+      <w:r>
+        <w:rPr>
+          <w:color w:val="262626"/>
+          <w:sz w:val="22"/>
+          <w:szCs w:val="22"/>
+        </w:rPr>
+        <w:t xml:space="preserve">L’importazione riconosce da sola la riga di intestazione reale del file (anche quando sopra ci sono righe di titolo o legenda) e i nomi di colonna usati dai PM: PM, Piano/Area, Tipo, Criticità, Cosa serve, Urgenza, Data limite, Impatto PL, Stato, Note dal DDC, Risposta dei PM.</w:t>
+      </w:r>
+    </w:p>
+    <w:p>
+      <w:pPr>
+        <w:pStyle w:val="ListParagraph"/>
+        <w:numPr>
+          <w:ilvl w:val="0"/>
+          <w:numId w:val="1"/>
+        </w:numPr>
+        <w:spacing w:after="110"/>
+      </w:pPr>
+      <w:r>
+        <w:rPr>
+          <w:color w:val="262626"/>
+          <w:sz w:val="22"/>
+          <w:szCs w:val="22"/>
+        </w:rPr>
+        <w:t xml:space="preserve">Ogni riga viene assegnata in automatico al Work Package corretto in base alla colonna "PM": PM FOH → WP1 FOH, PM Corridoi → WP2 CORRIDOI, PM Suite → WP3 SUITE, PM Scala B → WP4 SCALA B, tutti all’interno della commessa 2514RW — coerentemente con il fatto che FOH, Corridoi, Suite e Scala B sono i quattro Work Package della stessa commessa, e non commesse separate.</w:t>
+      </w:r>
+    </w:p>
+    <w:p>
+      <w:pPr>
+        <w:pStyle w:val="ListParagraph"/>
+        <w:numPr>
+          <w:ilvl w:val="0"/>
+          <w:numId w:val="1"/>
+        </w:numPr>
+        <w:spacing w:after="110"/>
+      </w:pPr>
+      <w:r>
+        <w:rPr>
+          <w:color w:val="262626"/>
+          <w:sz w:val="22"/>
+          <w:szCs w:val="22"/>
+        </w:rPr>
+        <w:t xml:space="preserve">Le righe con un valore nella colonna "PM" non riconosciuto (ad esempio relativo a una commessa non ancora presente in Coordinamento Commesse) vengono saltate e segnalate con il motivo esatto, così nessun dato viene perso o assegnato per errore: l’app non crea mai in automatico una nuova commessa.</w:t>
+      </w:r>
+    </w:p>
+    <w:p>
+      <w:pPr>
+        <w:pStyle w:val="ListParagraph"/>
+        <w:numPr>
+          <w:ilvl w:val="0"/>
+          <w:numId w:val="1"/>
+        </w:numPr>
+        <w:spacing w:after="110"/>
+      </w:pPr>
+      <w:r>
+        <w:rPr>
+          <w:color w:val="262626"/>
+          <w:sz w:val="22"/>
+          <w:szCs w:val="22"/>
+        </w:rPr>
+        <w:t xml:space="preserve">Piano/Area, Tipo di criticità, Note dal DDC e Risposta dei PM vengono riportati in nota sulla criticità creata, per mantenere la piena tracciabilità di ogni riga importata rispetto al file originale.</w:t>
+      </w:r>
+    </w:p>
+    <w:p>
+      <w:pPr>
+        <w:pBdr>
+          <w:bottom w:val="single" w:color="1F3A4D" w:sz="6"/>
+        </w:pBdr>
+        <w:spacing w:after="60" w:before="420"/>
+      </w:pPr>
+      <w:r>
+        <w:rPr>
+          <w:b/>
+          <w:bCs/>
+          <w:color w:val="C0332B"/>
+          <w:sz w:val="26"/>
+          <w:szCs w:val="26"/>
+        </w:rPr>
+        <w:t xml:space="preserve">Versione 1.11  </w:t>
+      </w:r>
+      <w:r>
+        <w:rPr>
+          <w:b/>
+          <w:bCs/>
+          <w:color w:val="1F3A4D"/>
+          <w:sz w:val="26"/>
+          <w:szCs w:val="26"/>
+        </w:rPr>
+        <w:t xml:space="preserve">Vista aggregata per gruppo di commesse</w:t>
+      </w:r>
+    </w:p>
+    <w:p>
+      <w:pPr>
+        <w:spacing w:after="160"/>
+      </w:pPr>
+      <w:r>
+        <w:rPr>
+          <w:i/>
+          <w:iCs/>
+          <w:color w:val="666666"/>
+          <w:sz w:val="20"/>
+          <w:szCs w:val="20"/>
+        </w:rPr>
+        <w:t xml:space="preserve">30 ottobre 2026</w:t>
       </w:r>
     </w:p>
     <w:p>

--- a/coordinamento-commesse/Note_di_Rilascio_Coordinamento_Commesse.docx
+++ b/coordinamento-commesse/Note_di_Rilascio_Coordinamento_Commesse.docx
@@ -66,7 +66,7 @@
           <w:sz w:val="22"/>
           <w:szCs w:val="22"/>
         </w:rPr>
-        <w:t xml:space="preserve">Versione attuale: 1.12</w:t>
+        <w:t xml:space="preserve">Versione attuale: 1.13</w:t>
       </w:r>
     </w:p>
     <w:p>
@@ -178,17 +178,17 @@
           <w:sz w:val="26"/>
           <w:szCs w:val="26"/>
         </w:rPr>
-        <w:t xml:space="preserve">Versione 1.12  </w:t>
-      </w:r>
-      <w:r>
-        <w:rPr>
-          <w:b/>
-          <w:bCs/>
-          <w:color w:val="1F3A4D"/>
-          <w:sz w:val="26"/>
-          <w:szCs w:val="26"/>
-        </w:rPr>
-        <w:t xml:space="preserve">Import Excel del Registro Criticità PM</w:t>
+        <w:t xml:space="preserve">Versione 1.13  </w:t>
+      </w:r>
+      <w:r>
+        <w:rPr>
+          <w:b/>
+          <w:bCs/>
+          <w:color w:val="1F3A4D"/>
+          <w:sz w:val="26"/>
+          <w:szCs w:val="26"/>
+        </w:rPr>
+        <w:t xml:space="preserve">Correzione pannello Work Package, sidebar con più profondità</w:t>
       </w:r>
     </w:p>
     <w:p>
@@ -217,6 +217,119 @@
           <w:szCs w:val="18"/>
         </w:rPr>
         <w:t xml:space="preserve">VERSIONE ATTUALE</w:t>
+      </w:r>
+    </w:p>
+    <w:p>
+      <w:pPr>
+        <w:spacing w:after="90" w:before="60"/>
+      </w:pPr>
+      <w:r>
+        <w:rPr>
+          <w:b/>
+          <w:bCs/>
+          <w:caps/>
+          <w:color w:val="1F3A4D"/>
+          <w:sz w:val="20"/>
+          <w:szCs w:val="20"/>
+        </w:rPr>
+        <w:t xml:space="preserve">Novità e miglioramenti</w:t>
+      </w:r>
+    </w:p>
+    <w:p>
+      <w:pPr>
+        <w:pStyle w:val="ListParagraph"/>
+        <w:numPr>
+          <w:ilvl w:val="0"/>
+          <w:numId w:val="1"/>
+        </w:numPr>
+        <w:spacing w:after="110"/>
+      </w:pPr>
+      <w:r>
+        <w:rPr>
+          <w:color w:val="262626"/>
+          <w:sz w:val="22"/>
+          <w:szCs w:val="22"/>
+        </w:rPr>
+        <w:t xml:space="preserve">Corretto un problema per cui, con la vista aggregata di gruppo attiva (es. "RSW Roma — tutte"), il pannello "Work package della commessa selezionata" nella scheda Commesse restava vuoto anche selezionando una riga della tabella.</w:t>
+      </w:r>
+    </w:p>
+    <w:p>
+      <w:pPr>
+        <w:pStyle w:val="ListParagraph"/>
+        <w:numPr>
+          <w:ilvl w:val="0"/>
+          <w:numId w:val="1"/>
+        </w:numPr>
+        <w:spacing w:after="110"/>
+      </w:pPr>
+      <w:r>
+        <w:rPr>
+          <w:color w:val="262626"/>
+          <w:sz w:val="22"/>
+          <w:szCs w:val="22"/>
+        </w:rPr>
+        <w:t xml:space="preserve">Ora il pannello segue sempre la riga selezionata nell’elenco commesse, mostrando il codice della commessa scelta nel titolo ("Work package di 2514RW"), sia in vista singola commessa sia in vista aggregata di gruppo.</w:t>
+      </w:r>
+    </w:p>
+    <w:p>
+      <w:pPr>
+        <w:pStyle w:val="ListParagraph"/>
+        <w:numPr>
+          <w:ilvl w:val="0"/>
+          <w:numId w:val="1"/>
+        </w:numPr>
+        <w:spacing w:after="110"/>
+      </w:pPr>
+      <w:r>
+        <w:rPr>
+          <w:color w:val="262626"/>
+          <w:sz w:val="22"/>
+          <w:szCs w:val="22"/>
+        </w:rPr>
+        <w:t xml:space="preserve">La sidebar a sinistra ha ora una leggera profondità: una sfumatura verso un tono più scuro e un’ombra sul bordo, per staccarla meglio dal contenuto della pagina — invariata nella sostanza, solo nell’aspetto, e coerente sia nel tema chiaro sia in quello scuro.</w:t>
+      </w:r>
+    </w:p>
+    <w:p>
+      <w:pPr>
+        <w:pBdr>
+          <w:bottom w:val="single" w:color="1F3A4D" w:sz="6"/>
+        </w:pBdr>
+        <w:spacing w:after="60" w:before="420"/>
+      </w:pPr>
+      <w:r>
+        <w:rPr>
+          <w:b/>
+          <w:bCs/>
+          <w:color w:val="C0332B"/>
+          <w:sz w:val="26"/>
+          <w:szCs w:val="26"/>
+        </w:rPr>
+        <w:t xml:space="preserve">Versione 1.12  </w:t>
+      </w:r>
+      <w:r>
+        <w:rPr>
+          <w:b/>
+          <w:bCs/>
+          <w:color w:val="1F3A4D"/>
+          <w:sz w:val="26"/>
+          <w:szCs w:val="26"/>
+        </w:rPr>
+        <w:t xml:space="preserve">Import Excel del Registro Criticità PM</w:t>
+      </w:r>
+    </w:p>
+    <w:p>
+      <w:pPr>
+        <w:spacing w:after="160"/>
+      </w:pPr>
+      <w:r>
+        <w:rPr>
+          <w:i/>
+          <w:iCs/>
+          <w:color w:val="666666"/>
+          <w:sz w:val="20"/>
+          <w:szCs w:val="20"/>
+        </w:rPr>
+        <w:t xml:space="preserve">30 ottobre 2026</w:t>
       </w:r>
     </w:p>
     <w:p>

--- a/coordinamento-commesse/Note_di_Rilascio_Coordinamento_Commesse.docx
+++ b/coordinamento-commesse/Note_di_Rilascio_Coordinamento_Commesse.docx
@@ -66,7 +66,7 @@
           <w:sz w:val="22"/>
           <w:szCs w:val="22"/>
         </w:rPr>
-        <w:t xml:space="preserve">Versione attuale: 1.13</w:t>
+        <w:t xml:space="preserve">Versione attuale: 1.14</w:t>
       </w:r>
     </w:p>
     <w:p>
@@ -178,17 +178,17 @@
           <w:sz w:val="26"/>
           <w:szCs w:val="26"/>
         </w:rPr>
-        <w:t xml:space="preserve">Versione 1.13  </w:t>
-      </w:r>
-      <w:r>
-        <w:rPr>
-          <w:b/>
-          <w:bCs/>
-          <w:color w:val="1F3A4D"/>
-          <w:sz w:val="26"/>
-          <w:szCs w:val="26"/>
-        </w:rPr>
-        <w:t xml:space="preserve">Correzione pannello Work Package, sidebar con più profondità</w:t>
+        <w:t xml:space="preserve">Versione 1.14  </w:t>
+      </w:r>
+      <w:r>
+        <w:rPr>
+          <w:b/>
+          <w:bCs/>
+          <w:color w:val="1F3A4D"/>
+          <w:sz w:val="26"/>
+          <w:szCs w:val="26"/>
+        </w:rPr>
+        <w:t xml:space="preserve">Righe modificabili nella vista aggregata di gruppo</w:t>
       </w:r>
     </w:p>
     <w:p>
@@ -217,6 +217,155 @@
           <w:szCs w:val="18"/>
         </w:rPr>
         <w:t xml:space="preserve">VERSIONE ATTUALE</w:t>
+      </w:r>
+    </w:p>
+    <w:p>
+      <w:pPr>
+        <w:spacing w:after="90" w:before="60"/>
+      </w:pPr>
+      <w:r>
+        <w:rPr>
+          <w:b/>
+          <w:bCs/>
+          <w:caps/>
+          <w:color w:val="1F3A4D"/>
+          <w:sz w:val="20"/>
+          <w:szCs w:val="20"/>
+        </w:rPr>
+        <w:t xml:space="preserve">Novità e miglioramenti</w:t>
+      </w:r>
+    </w:p>
+    <w:p>
+      <w:pPr>
+        <w:pStyle w:val="ListParagraph"/>
+        <w:numPr>
+          <w:ilvl w:val="0"/>
+          <w:numId w:val="1"/>
+        </w:numPr>
+        <w:spacing w:after="110"/>
+      </w:pPr>
+      <w:r>
+        <w:rPr>
+          <w:color w:val="262626"/>
+          <w:sz w:val="22"/>
+          <w:szCs w:val="22"/>
+        </w:rPr>
+        <w:t xml:space="preserve">Finora, selezionando la vista aggregata di gruppo (es. "RSW Roma — tutte"), tutti i registri diventavano di sola lettura: ora si può cliccare una riga e modificarla direttamente, senza dover prima tornare a selezionare una singola commessa dal menu a sinistra.</w:t>
+      </w:r>
+    </w:p>
+    <w:p>
+      <w:pPr>
+        <w:pStyle w:val="ListParagraph"/>
+        <w:numPr>
+          <w:ilvl w:val="0"/>
+          <w:numId w:val="1"/>
+        </w:numPr>
+        <w:spacing w:after="110"/>
+      </w:pPr>
+      <w:r>
+        <w:rPr>
+          <w:color w:val="262626"/>
+          <w:sz w:val="22"/>
+          <w:szCs w:val="22"/>
+        </w:rPr>
+        <w:t xml:space="preserve">La modifica resta sempre sulla commessa a cui la riga appartiene, mostrata nella colonna "Commessa": non è possibile spostare per errore un dato da una commessa all'altra semplicemente modificandolo dalla vista di gruppo.</w:t>
+      </w:r>
+    </w:p>
+    <w:p>
+      <w:pPr>
+        <w:pStyle w:val="ListParagraph"/>
+        <w:numPr>
+          <w:ilvl w:val="0"/>
+          <w:numId w:val="1"/>
+        </w:numPr>
+        <w:spacing w:after="110"/>
+      </w:pPr>
+      <w:r>
+        <w:rPr>
+          <w:color w:val="262626"/>
+          <w:sz w:val="22"/>
+          <w:szCs w:val="22"/>
+        </w:rPr>
+        <w:t xml:space="preserve">Registro Criticità: anche il pulsante "Importa da Excel" torna disponibile in vista di gruppo, dato che ogni riga importata viene già assegnata alla commessa corretta in base al nome del PM.</w:t>
+      </w:r>
+    </w:p>
+    <w:p>
+      <w:pPr>
+        <w:pStyle w:val="ListParagraph"/>
+        <w:numPr>
+          <w:ilvl w:val="0"/>
+          <w:numId w:val="1"/>
+        </w:numPr>
+        <w:spacing w:after="110"/>
+      </w:pPr>
+      <w:r>
+        <w:rPr>
+          <w:color w:val="262626"/>
+          <w:sz w:val="22"/>
+          <w:szCs w:val="22"/>
+        </w:rPr>
+        <w:t xml:space="preserve">Restano riservate a una singola commessa solo le operazioni che richiedono di scegliere a quale commessa appartengono: creare una nuova riga, eliminarla, esportare in Excel e i cruscotti numerici che sommano i dati di una sola commessa.</w:t>
+      </w:r>
+    </w:p>
+    <w:p>
+      <w:pPr>
+        <w:pStyle w:val="ListParagraph"/>
+        <w:numPr>
+          <w:ilvl w:val="0"/>
+          <w:numId w:val="1"/>
+        </w:numPr>
+        <w:spacing w:after="110"/>
+      </w:pPr>
+      <w:r>
+        <w:rPr>
+          <w:color w:val="262626"/>
+          <w:sz w:val="22"/>
+          <w:szCs w:val="22"/>
+        </w:rPr>
+        <w:t xml:space="preserve">Per gli utenti con accesso Cliente non cambia nulla: restano a sola lettura come prima, in vista singola o di gruppo.</w:t>
+      </w:r>
+    </w:p>
+    <w:p>
+      <w:pPr>
+        <w:pBdr>
+          <w:bottom w:val="single" w:color="1F3A4D" w:sz="6"/>
+        </w:pBdr>
+        <w:spacing w:after="60" w:before="420"/>
+      </w:pPr>
+      <w:r>
+        <w:rPr>
+          <w:b/>
+          <w:bCs/>
+          <w:color w:val="C0332B"/>
+          <w:sz w:val="26"/>
+          <w:szCs w:val="26"/>
+        </w:rPr>
+        <w:t xml:space="preserve">Versione 1.13  </w:t>
+      </w:r>
+      <w:r>
+        <w:rPr>
+          <w:b/>
+          <w:bCs/>
+          <w:color w:val="1F3A4D"/>
+          <w:sz w:val="26"/>
+          <w:szCs w:val="26"/>
+        </w:rPr>
+        <w:t xml:space="preserve">Correzione pannello Work Package, sidebar con più profondità</w:t>
+      </w:r>
+    </w:p>
+    <w:p>
+      <w:pPr>
+        <w:spacing w:after="160"/>
+      </w:pPr>
+      <w:r>
+        <w:rPr>
+          <w:i/>
+          <w:iCs/>
+          <w:color w:val="666666"/>
+          <w:sz w:val="20"/>
+          <w:szCs w:val="20"/>
+        </w:rPr>
+        <w:t xml:space="preserve">30 ottobre 2026</w:t>
       </w:r>
     </w:p>
     <w:p>

--- a/coordinamento-commesse/Note_di_Rilascio_Coordinamento_Commesse.docx
+++ b/coordinamento-commesse/Note_di_Rilascio_Coordinamento_Commesse.docx
@@ -66,7 +66,7 @@
           <w:sz w:val="22"/>
           <w:szCs w:val="22"/>
         </w:rPr>
-        <w:t xml:space="preserve">Versione attuale: 1.14</w:t>
+        <w:t xml:space="preserve">Versione attuale: 1.15</w:t>
       </w:r>
     </w:p>
     <w:p>
@@ -178,17 +178,17 @@
           <w:sz w:val="26"/>
           <w:szCs w:val="26"/>
         </w:rPr>
-        <w:t xml:space="preserve">Versione 1.14  </w:t>
-      </w:r>
-      <w:r>
-        <w:rPr>
-          <w:b/>
-          <w:bCs/>
-          <w:color w:val="1F3A4D"/>
-          <w:sz w:val="26"/>
-          <w:szCs w:val="26"/>
-        </w:rPr>
-        <w:t xml:space="preserve">Righe modificabili nella vista aggregata di gruppo</w:t>
+        <w:t xml:space="preserve">Versione 1.15  </w:t>
+      </w:r>
+      <w:r>
+        <w:rPr>
+          <w:b/>
+          <w:bCs/>
+          <w:color w:val="1F3A4D"/>
+          <w:sz w:val="26"/>
+          <w:szCs w:val="26"/>
+        </w:rPr>
+        <w:t xml:space="preserve">Menu laterale fisso durante lo scorrimento</w:t>
       </w:r>
     </w:p>
     <w:p>
@@ -217,6 +217,83 @@
           <w:szCs w:val="18"/>
         </w:rPr>
         <w:t xml:space="preserve">VERSIONE ATTUALE</w:t>
+      </w:r>
+    </w:p>
+    <w:p>
+      <w:pPr>
+        <w:spacing w:after="90" w:before="60"/>
+      </w:pPr>
+      <w:r>
+        <w:rPr>
+          <w:b/>
+          <w:bCs/>
+          <w:caps/>
+          <w:color w:val="1F3A4D"/>
+          <w:sz w:val="20"/>
+          <w:szCs w:val="20"/>
+        </w:rPr>
+        <w:t xml:space="preserve">Novità e miglioramenti</w:t>
+      </w:r>
+    </w:p>
+    <w:p>
+      <w:pPr>
+        <w:pStyle w:val="ListParagraph"/>
+        <w:numPr>
+          <w:ilvl w:val="0"/>
+          <w:numId w:val="1"/>
+        </w:numPr>
+        <w:spacing w:after="110"/>
+      </w:pPr>
+      <w:r>
+        <w:rPr>
+          <w:color w:val="262626"/>
+          <w:sz w:val="22"/>
+          <w:szCs w:val="22"/>
+        </w:rPr>
+        <w:t xml:space="preserve">Corretto un refuso nel foglio di stile che annullava l'effetto "fisso" del menu a sinistra: scorrendo una pagina lunga (es. un elenco con molte righe), il menu ora resta sempre visibile e nella stessa posizione, invece di scorrere via insieme al contenuto.</w:t>
+      </w:r>
+    </w:p>
+    <w:p>
+      <w:pPr>
+        <w:pBdr>
+          <w:bottom w:val="single" w:color="1F3A4D" w:sz="6"/>
+        </w:pBdr>
+        <w:spacing w:after="60" w:before="420"/>
+      </w:pPr>
+      <w:r>
+        <w:rPr>
+          <w:b/>
+          <w:bCs/>
+          <w:color w:val="C0332B"/>
+          <w:sz w:val="26"/>
+          <w:szCs w:val="26"/>
+        </w:rPr>
+        <w:t xml:space="preserve">Versione 1.14  </w:t>
+      </w:r>
+      <w:r>
+        <w:rPr>
+          <w:b/>
+          <w:bCs/>
+          <w:color w:val="1F3A4D"/>
+          <w:sz w:val="26"/>
+          <w:szCs w:val="26"/>
+        </w:rPr>
+        <w:t xml:space="preserve">Righe modificabili nella vista aggregata di gruppo</w:t>
+      </w:r>
+    </w:p>
+    <w:p>
+      <w:pPr>
+        <w:spacing w:after="160"/>
+      </w:pPr>
+      <w:r>
+        <w:rPr>
+          <w:i/>
+          <w:iCs/>
+          <w:color w:val="666666"/>
+          <w:sz w:val="20"/>
+          <w:szCs w:val="20"/>
+        </w:rPr>
+        <w:t xml:space="preserve">30 ottobre 2026</w:t>
       </w:r>
     </w:p>
     <w:p>

--- a/coordinamento-commesse/Note_di_Rilascio_Coordinamento_Commesse.docx
+++ b/coordinamento-commesse/Note_di_Rilascio_Coordinamento_Commesse.docx
@@ -66,7 +66,7 @@
           <w:sz w:val="22"/>
           <w:szCs w:val="22"/>
         </w:rPr>
-        <w:t xml:space="preserve">Versione attuale: 1.15</w:t>
+        <w:t xml:space="preserve">Versione attuale: 1.16</w:t>
       </w:r>
     </w:p>
     <w:p>
@@ -80,7 +80,7 @@
           <w:sz w:val="20"/>
           <w:szCs w:val="20"/>
         </w:rPr>
-        <w:t xml:space="preserve">30 ottobre 2026</w:t>
+        <w:t xml:space="preserve">31 ottobre 2026</w:t>
       </w:r>
     </w:p>
     <w:p>
@@ -178,17 +178,17 @@
           <w:sz w:val="26"/>
           <w:szCs w:val="26"/>
         </w:rPr>
-        <w:t xml:space="preserve">Versione 1.15  </w:t>
-      </w:r>
-      <w:r>
-        <w:rPr>
-          <w:b/>
-          <w:bCs/>
-          <w:color w:val="1F3A4D"/>
-          <w:sz w:val="26"/>
-          <w:szCs w:val="26"/>
-        </w:rPr>
-        <w:t xml:space="preserve">Menu laterale fisso durante lo scorrimento</w:t>
+        <w:t xml:space="preserve">Versione 1.16  </w:t>
+      </w:r>
+      <w:r>
+        <w:rPr>
+          <w:b/>
+          <w:bCs/>
+          <w:color w:val="1F3A4D"/>
+          <w:sz w:val="26"/>
+          <w:szCs w:val="26"/>
+        </w:rPr>
+        <w:t xml:space="preserve">Contratti: controparte dal Registro Stakeholder, collegamento a più voci di Capitolato</w:t>
       </w:r>
     </w:p>
     <w:p>
@@ -203,7 +203,7 @@
           <w:sz w:val="20"/>
           <w:szCs w:val="20"/>
         </w:rPr>
-        <w:t xml:space="preserve">30 ottobre 2026</w:t>
+        <w:t xml:space="preserve">31 ottobre 2026</w:t>
       </w:r>
       <w:r>
         <w:t xml:space="preserve">   </w:t>
@@ -217,6 +217,137 @@
           <w:szCs w:val="18"/>
         </w:rPr>
         <w:t xml:space="preserve">VERSIONE ATTUALE</w:t>
+      </w:r>
+    </w:p>
+    <w:p>
+      <w:pPr>
+        <w:spacing w:after="90" w:before="60"/>
+      </w:pPr>
+      <w:r>
+        <w:rPr>
+          <w:b/>
+          <w:bCs/>
+          <w:caps/>
+          <w:color w:val="1F3A4D"/>
+          <w:sz w:val="20"/>
+          <w:szCs w:val="20"/>
+        </w:rPr>
+        <w:t xml:space="preserve">Novità e miglioramenti</w:t>
+      </w:r>
+    </w:p>
+    <w:p>
+      <w:pPr>
+        <w:pStyle w:val="ListParagraph"/>
+        <w:numPr>
+          <w:ilvl w:val="0"/>
+          <w:numId w:val="1"/>
+        </w:numPr>
+        <w:spacing w:after="110"/>
+      </w:pPr>
+      <w:r>
+        <w:rPr>
+          <w:color w:val="262626"/>
+          <w:sz w:val="22"/>
+          <w:szCs w:val="22"/>
+        </w:rPr>
+        <w:t xml:space="preserve">Nella scheda Contratto, il campo "Controparte" è ora un menu a tendina che pesca dal Registro Stakeholder della commessa, invece di un testo libero — coerente con quanto già fatto per "Impresa" in Lavorazioni e per i fornitori in Maestranze.</w:t>
+      </w:r>
+    </w:p>
+    <w:p>
+      <w:pPr>
+        <w:pStyle w:val="ListParagraph"/>
+        <w:numPr>
+          <w:ilvl w:val="0"/>
+          <w:numId w:val="1"/>
+        </w:numPr>
+        <w:spacing w:after="110"/>
+      </w:pPr>
+      <w:r>
+        <w:rPr>
+          <w:color w:val="262626"/>
+          <w:sz w:val="22"/>
+          <w:szCs w:val="22"/>
+        </w:rPr>
+        <w:t xml:space="preserve">Un contratto può ora essere collegato a più voci di Capitolato Requisiti insieme, tramite una selezione multipla nella scheda di modifica: non più una sola voce come prima.</w:t>
+      </w:r>
+    </w:p>
+    <w:p>
+      <w:pPr>
+        <w:pStyle w:val="ListParagraph"/>
+        <w:numPr>
+          <w:ilvl w:val="0"/>
+          <w:numId w:val="1"/>
+        </w:numPr>
+        <w:spacing w:after="110"/>
+      </w:pPr>
+      <w:r>
+        <w:rPr>
+          <w:color w:val="262626"/>
+          <w:sz w:val="22"/>
+          <w:szCs w:val="22"/>
+        </w:rPr>
+        <w:t xml:space="preserve">Ogni voce di capitolato resta collegata a un solo contratto alla volta: selezionandola su un contratto diverso, viene spostata da quello precedente — lo stesso vincolo già in vigore nella scheda Capitolato Requisiti, qui gestito per più voci in un solo salvataggio.</w:t>
+      </w:r>
+    </w:p>
+    <w:p>
+      <w:pPr>
+        <w:pStyle w:val="ListParagraph"/>
+        <w:numPr>
+          <w:ilvl w:val="0"/>
+          <w:numId w:val="1"/>
+        </w:numPr>
+        <w:spacing w:after="110"/>
+      </w:pPr>
+      <w:r>
+        <w:rPr>
+          <w:color w:val="262626"/>
+          <w:sz w:val="22"/>
+          <w:szCs w:val="22"/>
+        </w:rPr>
+        <w:t xml:space="preserve">La card di ogni contratto mostra ora l'elenco delle voci di capitolato collegate. Il vecchio campo "Riferimento capitolato" resta disponibile come nota libera separata, per non perdere quanto già scritto in precedenza.</w:t>
+      </w:r>
+    </w:p>
+    <w:p>
+      <w:pPr>
+        <w:pBdr>
+          <w:bottom w:val="single" w:color="1F3A4D" w:sz="6"/>
+        </w:pBdr>
+        <w:spacing w:after="60" w:before="420"/>
+      </w:pPr>
+      <w:r>
+        <w:rPr>
+          <w:b/>
+          <w:bCs/>
+          <w:color w:val="C0332B"/>
+          <w:sz w:val="26"/>
+          <w:szCs w:val="26"/>
+        </w:rPr>
+        <w:t xml:space="preserve">Versione 1.15  </w:t>
+      </w:r>
+      <w:r>
+        <w:rPr>
+          <w:b/>
+          <w:bCs/>
+          <w:color w:val="1F3A4D"/>
+          <w:sz w:val="26"/>
+          <w:szCs w:val="26"/>
+        </w:rPr>
+        <w:t xml:space="preserve">Menu laterale fisso durante lo scorrimento</w:t>
+      </w:r>
+    </w:p>
+    <w:p>
+      <w:pPr>
+        <w:spacing w:after="160"/>
+      </w:pPr>
+      <w:r>
+        <w:rPr>
+          <w:i/>
+          <w:iCs/>
+          <w:color w:val="666666"/>
+          <w:sz w:val="20"/>
+          <w:szCs w:val="20"/>
+        </w:rPr>
+        <w:t xml:space="preserve">30 ottobre 2026</w:t>
       </w:r>
     </w:p>
     <w:p>

--- a/coordinamento-commesse/Note_di_Rilascio_Coordinamento_Commesse.docx
+++ b/coordinamento-commesse/Note_di_Rilascio_Coordinamento_Commesse.docx
@@ -66,7 +66,7 @@
           <w:sz w:val="22"/>
           <w:szCs w:val="22"/>
         </w:rPr>
-        <w:t xml:space="preserve">Versione attuale: 1.16</w:t>
+        <w:t xml:space="preserve">Versione attuale: 1.17</w:t>
       </w:r>
     </w:p>
     <w:p>
@@ -178,17 +178,17 @@
           <w:sz w:val="26"/>
           <w:szCs w:val="26"/>
         </w:rPr>
-        <w:t xml:space="preserve">Versione 1.16  </w:t>
-      </w:r>
-      <w:r>
-        <w:rPr>
-          <w:b/>
-          <w:bCs/>
-          <w:color w:val="1F3A4D"/>
-          <w:sz w:val="26"/>
-          <w:szCs w:val="26"/>
-        </w:rPr>
-        <w:t xml:space="preserve">Contratti: controparte dal Registro Stakeholder, collegamento a più voci di Capitolato</w:t>
+        <w:t xml:space="preserve">Versione 1.17  </w:t>
+      </w:r>
+      <w:r>
+        <w:rPr>
+          <w:b/>
+          <w:bCs/>
+          <w:color w:val="1F3A4D"/>
+          <w:sz w:val="26"/>
+          <w:szCs w:val="26"/>
+        </w:rPr>
+        <w:t xml:space="preserve">Maestranze: nome scelto dal Registro Stakeholder</w:t>
       </w:r>
     </w:p>
     <w:p>
@@ -217,6 +217,101 @@
           <w:szCs w:val="18"/>
         </w:rPr>
         <w:t xml:space="preserve">VERSIONE ATTUALE</w:t>
+      </w:r>
+    </w:p>
+    <w:p>
+      <w:pPr>
+        <w:spacing w:after="90" w:before="60"/>
+      </w:pPr>
+      <w:r>
+        <w:rPr>
+          <w:b/>
+          <w:bCs/>
+          <w:caps/>
+          <w:color w:val="1F3A4D"/>
+          <w:sz w:val="20"/>
+          <w:szCs w:val="20"/>
+        </w:rPr>
+        <w:t xml:space="preserve">Novità e miglioramenti</w:t>
+      </w:r>
+    </w:p>
+    <w:p>
+      <w:pPr>
+        <w:pStyle w:val="ListParagraph"/>
+        <w:numPr>
+          <w:ilvl w:val="0"/>
+          <w:numId w:val="1"/>
+        </w:numPr>
+        <w:spacing w:after="110"/>
+      </w:pPr>
+      <w:r>
+        <w:rPr>
+          <w:color w:val="262626"/>
+          <w:sz w:val="22"/>
+          <w:szCs w:val="22"/>
+        </w:rPr>
+        <w:t xml:space="preserve">Nella scheda Maestranze, il campo "Nome" è ora un menu a tendina che pesca dal Registro Stakeholder della commessa, invece di un testo libero — coerente con "Controparte" nei Contratti, "Impresa" in Lavorazioni e i fornitori collegati già presenti in questa stessa scheda.</w:t>
+      </w:r>
+    </w:p>
+    <w:p>
+      <w:pPr>
+        <w:pStyle w:val="ListParagraph"/>
+        <w:numPr>
+          <w:ilvl w:val="0"/>
+          <w:numId w:val="1"/>
+        </w:numPr>
+        <w:spacing w:after="110"/>
+      </w:pPr>
+      <w:r>
+        <w:rPr>
+          <w:color w:val="262626"/>
+          <w:sz w:val="22"/>
+          <w:szCs w:val="22"/>
+        </w:rPr>
+        <w:t xml:space="preserve">Una maestranza già registrata in precedenza con un nome non presente nel Registro Stakeholder resta visibile e selezionata com'era, segnalata con la dicitura "(non più nel Registro Stakeholder)": nessun dato storico viene perso passando al menu a tendina.</w:t>
+      </w:r>
+    </w:p>
+    <w:p>
+      <w:pPr>
+        <w:pBdr>
+          <w:bottom w:val="single" w:color="1F3A4D" w:sz="6"/>
+        </w:pBdr>
+        <w:spacing w:after="60" w:before="420"/>
+      </w:pPr>
+      <w:r>
+        <w:rPr>
+          <w:b/>
+          <w:bCs/>
+          <w:color w:val="C0332B"/>
+          <w:sz w:val="26"/>
+          <w:szCs w:val="26"/>
+        </w:rPr>
+        <w:t xml:space="preserve">Versione 1.16  </w:t>
+      </w:r>
+      <w:r>
+        <w:rPr>
+          <w:b/>
+          <w:bCs/>
+          <w:color w:val="1F3A4D"/>
+          <w:sz w:val="26"/>
+          <w:szCs w:val="26"/>
+        </w:rPr>
+        <w:t xml:space="preserve">Contratti: controparte dal Registro Stakeholder, collegamento a più voci di Capitolato</w:t>
+      </w:r>
+    </w:p>
+    <w:p>
+      <w:pPr>
+        <w:spacing w:after="160"/>
+      </w:pPr>
+      <w:r>
+        <w:rPr>
+          <w:i/>
+          <w:iCs/>
+          <w:color w:val="666666"/>
+          <w:sz w:val="20"/>
+          <w:szCs w:val="20"/>
+        </w:rPr>
+        <w:t xml:space="preserve">31 ottobre 2026</w:t>
       </w:r>
     </w:p>
     <w:p>

--- a/coordinamento-commesse/Note_di_Rilascio_Coordinamento_Commesse.docx
+++ b/coordinamento-commesse/Note_di_Rilascio_Coordinamento_Commesse.docx
@@ -66,7 +66,7 @@
           <w:sz w:val="22"/>
           <w:szCs w:val="22"/>
         </w:rPr>
-        <w:t xml:space="preserve">Versione attuale: 1.17</w:t>
+        <w:t xml:space="preserve">Versione attuale: 1.18</w:t>
       </w:r>
     </w:p>
     <w:p>
@@ -178,17 +178,17 @@
           <w:sz w:val="26"/>
           <w:szCs w:val="26"/>
         </w:rPr>
-        <w:t xml:space="preserve">Versione 1.17  </w:t>
-      </w:r>
-      <w:r>
-        <w:rPr>
-          <w:b/>
-          <w:bCs/>
-          <w:color w:val="1F3A4D"/>
-          <w:sz w:val="26"/>
-          <w:szCs w:val="26"/>
-        </w:rPr>
-        <w:t xml:space="preserve">Maestranze: nome scelto dal Registro Stakeholder</w:t>
+        <w:t xml:space="preserve">Versione 1.18  </w:t>
+      </w:r>
+      <w:r>
+        <w:rPr>
+          <w:b/>
+          <w:bCs/>
+          <w:color w:val="1F3A4D"/>
+          <w:sz w:val="26"/>
+          <w:szCs w:val="26"/>
+        </w:rPr>
+        <w:t xml:space="preserve">Storico con dettaglio delle modifiche, Dashboard Finanziaria per fornitore</w:t>
       </w:r>
     </w:p>
     <w:p>
@@ -217,6 +217,101 @@
           <w:szCs w:val="18"/>
         </w:rPr>
         <w:t xml:space="preserve">VERSIONE ATTUALE</w:t>
+      </w:r>
+    </w:p>
+    <w:p>
+      <w:pPr>
+        <w:spacing w:after="90" w:before="60"/>
+      </w:pPr>
+      <w:r>
+        <w:rPr>
+          <w:b/>
+          <w:bCs/>
+          <w:caps/>
+          <w:color w:val="1F3A4D"/>
+          <w:sz w:val="20"/>
+          <w:szCs w:val="20"/>
+        </w:rPr>
+        <w:t xml:space="preserve">Novità e miglioramenti</w:t>
+      </w:r>
+    </w:p>
+    <w:p>
+      <w:pPr>
+        <w:pStyle w:val="ListParagraph"/>
+        <w:numPr>
+          <w:ilvl w:val="0"/>
+          <w:numId w:val="1"/>
+        </w:numPr>
+        <w:spacing w:after="110"/>
+      </w:pPr>
+      <w:r>
+        <w:rPr>
+          <w:color w:val="262626"/>
+          <w:sz w:val="22"/>
+          <w:szCs w:val="22"/>
+        </w:rPr>
+        <w:t xml:space="preserve">Lo storico di Approvazioni Drawings, Capitolato Requisiti e Registro Stakeholder mostra ora esattamente cosa è cambiato ad ogni modifica (es. "Stato: In attesa → Approvato"), come già avveniva per Criticità, Decisioni e Allert — prima si vedeva solo che una modifica era avvenuta, non il dettaglio.</w:t>
+      </w:r>
+    </w:p>
+    <w:p>
+      <w:pPr>
+        <w:pStyle w:val="ListParagraph"/>
+        <w:numPr>
+          <w:ilvl w:val="0"/>
+          <w:numId w:val="1"/>
+        </w:numPr>
+        <w:spacing w:after="110"/>
+      </w:pPr>
+      <w:r>
+        <w:rPr>
+          <w:color w:val="262626"/>
+          <w:sz w:val="22"/>
+          <w:szCs w:val="22"/>
+        </w:rPr>
+        <w:t xml:space="preserve">Dashboard Finanziaria: aggiunta una nuova tabella "Contratti fornitori" con ogni singolo contratto registrato, su tutte le commesse — fornitore, stato, data di stipula, valore e atti aggiuntivi già sommati — accanto al riepilogo già esistente per commessa.</w:t>
+      </w:r>
+    </w:p>
+    <w:p>
+      <w:pPr>
+        <w:pBdr>
+          <w:bottom w:val="single" w:color="1F3A4D" w:sz="6"/>
+        </w:pBdr>
+        <w:spacing w:after="60" w:before="420"/>
+      </w:pPr>
+      <w:r>
+        <w:rPr>
+          <w:b/>
+          <w:bCs/>
+          <w:color w:val="C0332B"/>
+          <w:sz w:val="26"/>
+          <w:szCs w:val="26"/>
+        </w:rPr>
+        <w:t xml:space="preserve">Versione 1.17  </w:t>
+      </w:r>
+      <w:r>
+        <w:rPr>
+          <w:b/>
+          <w:bCs/>
+          <w:color w:val="1F3A4D"/>
+          <w:sz w:val="26"/>
+          <w:szCs w:val="26"/>
+        </w:rPr>
+        <w:t xml:space="preserve">Maestranze: nome scelto dal Registro Stakeholder</w:t>
+      </w:r>
+    </w:p>
+    <w:p>
+      <w:pPr>
+        <w:spacing w:after="160"/>
+      </w:pPr>
+      <w:r>
+        <w:rPr>
+          <w:i/>
+          <w:iCs/>
+          <w:color w:val="666666"/>
+          <w:sz w:val="20"/>
+          <w:szCs w:val="20"/>
+        </w:rPr>
+        <w:t xml:space="preserve">31 ottobre 2026</w:t>
       </w:r>
     </w:p>
     <w:p>

--- a/coordinamento-commesse/Note_di_Rilascio_Coordinamento_Commesse.docx
+++ b/coordinamento-commesse/Note_di_Rilascio_Coordinamento_Commesse.docx
@@ -66,7 +66,7 @@
           <w:sz w:val="22"/>
           <w:szCs w:val="22"/>
         </w:rPr>
-        <w:t xml:space="preserve">Versione attuale: 1.18</w:t>
+        <w:t xml:space="preserve">Versione attuale: 1.19</w:t>
       </w:r>
     </w:p>
     <w:p>
@@ -178,17 +178,17 @@
           <w:sz w:val="26"/>
           <w:szCs w:val="26"/>
         </w:rPr>
-        <w:t xml:space="preserve">Versione 1.18  </w:t>
-      </w:r>
-      <w:r>
-        <w:rPr>
-          <w:b/>
-          <w:bCs/>
-          <w:color w:val="1F3A4D"/>
-          <w:sz w:val="26"/>
-          <w:szCs w:val="26"/>
-        </w:rPr>
-        <w:t xml:space="preserve">Storico con dettaglio delle modifiche, Dashboard Finanziaria per fornitore</w:t>
+        <w:t xml:space="preserve">Versione 1.19  </w:t>
+      </w:r>
+      <w:r>
+        <w:rPr>
+          <w:b/>
+          <w:bCs/>
+          <w:color w:val="1F3A4D"/>
+          <w:sz w:val="26"/>
+          <w:szCs w:val="26"/>
+        </w:rPr>
+        <w:t xml:space="preserve">Timeline Montaggi: raggruppamento per Piano e sotto-attività stile MPP</w:t>
       </w:r>
     </w:p>
     <w:p>
@@ -217,6 +217,155 @@
           <w:szCs w:val="18"/>
         </w:rPr>
         <w:t xml:space="preserve">VERSIONE ATTUALE</w:t>
+      </w:r>
+    </w:p>
+    <w:p>
+      <w:pPr>
+        <w:spacing w:after="90" w:before="60"/>
+      </w:pPr>
+      <w:r>
+        <w:rPr>
+          <w:b/>
+          <w:bCs/>
+          <w:caps/>
+          <w:color w:val="1F3A4D"/>
+          <w:sz w:val="20"/>
+          <w:szCs w:val="20"/>
+        </w:rPr>
+        <w:t xml:space="preserve">Novità e miglioramenti</w:t>
+      </w:r>
+    </w:p>
+    <w:p>
+      <w:pPr>
+        <w:pStyle w:val="ListParagraph"/>
+        <w:numPr>
+          <w:ilvl w:val="0"/>
+          <w:numId w:val="1"/>
+        </w:numPr>
+        <w:spacing w:after="110"/>
+      </w:pPr>
+      <w:r>
+        <w:rPr>
+          <w:color w:val="262626"/>
+          <w:sz w:val="22"/>
+          <w:szCs w:val="22"/>
+        </w:rPr>
+        <w:t xml:space="preserve">La Timeline Montaggi raggruppa ora automaticamente le attività per Piano (es. tutte le voci "P+5" insieme): ogni gruppo è un'intestazione comprimibile, con una barra riassuntiva che copre l'intero periodo del piano e il conteggio delle attività al suo interno.</w:t>
+      </w:r>
+    </w:p>
+    <w:p>
+      <w:pPr>
+        <w:pStyle w:val="ListParagraph"/>
+        <w:numPr>
+          <w:ilvl w:val="0"/>
+          <w:numId w:val="1"/>
+        </w:numPr>
+        <w:spacing w:after="110"/>
+      </w:pPr>
+      <w:r>
+        <w:rPr>
+          <w:color w:val="262626"/>
+          <w:sz w:val="22"/>
+          <w:szCs w:val="22"/>
+        </w:rPr>
+        <w:t xml:space="preserve">Una lavorazione può avere delle sotto-attività, in stile MS Project: dal pulsante "+ sotto-attività" che compare passando sul nome di una lavorazione, o scegliendo una "Lavorazione madre" dal modulo di Lavorazioni o della Timeline stessa.</w:t>
+      </w:r>
+    </w:p>
+    <w:p>
+      <w:pPr>
+        <w:pStyle w:val="ListParagraph"/>
+        <w:numPr>
+          <w:ilvl w:val="0"/>
+          <w:numId w:val="1"/>
+        </w:numPr>
+        <w:spacing w:after="110"/>
+      </w:pPr>
+      <w:r>
+        <w:rPr>
+          <w:color w:val="262626"/>
+          <w:sz w:val="22"/>
+          <w:szCs w:val="22"/>
+        </w:rPr>
+        <w:t xml:space="preserve">Una lavorazione con sotto-attività diventa una riga di riepilogo: la sua barra copre da sola l'intervallo minimo-massimo di tutte le sue sotto-attività, mostrate rientrate subito sotto di essa e comprimibili singolarmente col proprio triangolino, indipendentemente dal gruppo Piano.</w:t>
+      </w:r>
+    </w:p>
+    <w:p>
+      <w:pPr>
+        <w:pStyle w:val="ListParagraph"/>
+        <w:numPr>
+          <w:ilvl w:val="0"/>
+          <w:numId w:val="1"/>
+        </w:numPr>
+        <w:spacing w:after="110"/>
+      </w:pPr>
+      <w:r>
+        <w:rPr>
+          <w:color w:val="262626"/>
+          <w:sz w:val="22"/>
+          <w:szCs w:val="22"/>
+        </w:rPr>
+        <w:t xml:space="preserve">La gerarchia resta volutamente a due soli livelli (lavorazione → sotto-attività), per restare semplice da leggere: una lavorazione che ha già delle sotto-attività non può a sua volta diventare sotto-attività di un'altra.</w:t>
+      </w:r>
+    </w:p>
+    <w:p>
+      <w:pPr>
+        <w:pStyle w:val="ListParagraph"/>
+        <w:numPr>
+          <w:ilvl w:val="0"/>
+          <w:numId w:val="1"/>
+        </w:numPr>
+        <w:spacing w:after="110"/>
+      </w:pPr>
+      <w:r>
+        <w:rPr>
+          <w:color w:val="262626"/>
+          <w:sz w:val="22"/>
+          <w:szCs w:val="22"/>
+        </w:rPr>
+        <w:t xml:space="preserve">Nella scheda Lavorazioni, ogni sotto-attività mostra sotto il titolo a quale lavorazione madre appartiene.</w:t>
+      </w:r>
+    </w:p>
+    <w:p>
+      <w:pPr>
+        <w:pBdr>
+          <w:bottom w:val="single" w:color="1F3A4D" w:sz="6"/>
+        </w:pBdr>
+        <w:spacing w:after="60" w:before="420"/>
+      </w:pPr>
+      <w:r>
+        <w:rPr>
+          <w:b/>
+          <w:bCs/>
+          <w:color w:val="C0332B"/>
+          <w:sz w:val="26"/>
+          <w:szCs w:val="26"/>
+        </w:rPr>
+        <w:t xml:space="preserve">Versione 1.18  </w:t>
+      </w:r>
+      <w:r>
+        <w:rPr>
+          <w:b/>
+          <w:bCs/>
+          <w:color w:val="1F3A4D"/>
+          <w:sz w:val="26"/>
+          <w:szCs w:val="26"/>
+        </w:rPr>
+        <w:t xml:space="preserve">Storico con dettaglio delle modifiche, Dashboard Finanziaria per fornitore</w:t>
+      </w:r>
+    </w:p>
+    <w:p>
+      <w:pPr>
+        <w:spacing w:after="160"/>
+      </w:pPr>
+      <w:r>
+        <w:rPr>
+          <w:i/>
+          <w:iCs/>
+          <w:color w:val="666666"/>
+          <w:sz w:val="20"/>
+          <w:szCs w:val="20"/>
+        </w:rPr>
+        <w:t xml:space="preserve">31 ottobre 2026</w:t>
       </w:r>
     </w:p>
     <w:p>

--- a/coordinamento-commesse/Note_di_Rilascio_Coordinamento_Commesse.docx
+++ b/coordinamento-commesse/Note_di_Rilascio_Coordinamento_Commesse.docx
@@ -66,7 +66,7 @@
           <w:sz w:val="22"/>
           <w:szCs w:val="22"/>
         </w:rPr>
-        <w:t xml:space="preserve">Versione attuale: 1.19</w:t>
+        <w:t xml:space="preserve">Versione attuale: 1.20</w:t>
       </w:r>
     </w:p>
     <w:p>
@@ -178,17 +178,17 @@
           <w:sz w:val="26"/>
           <w:szCs w:val="26"/>
         </w:rPr>
-        <w:t xml:space="preserve">Versione 1.19  </w:t>
-      </w:r>
-      <w:r>
-        <w:rPr>
-          <w:b/>
-          <w:bCs/>
-          <w:color w:val="1F3A4D"/>
-          <w:sz w:val="26"/>
-          <w:szCs w:val="26"/>
-        </w:rPr>
-        <w:t xml:space="preserve">Timeline Montaggi: raggruppamento per Piano e sotto-attività stile MPP</w:t>
+        <w:t xml:space="preserve">Versione 1.20  </w:t>
+      </w:r>
+      <w:r>
+        <w:rPr>
+          <w:b/>
+          <w:bCs/>
+          <w:color w:val="1F3A4D"/>
+          <w:sz w:val="26"/>
+          <w:szCs w:val="26"/>
+        </w:rPr>
+        <w:t xml:space="preserve">Intestazione delle tabelle sempre visibile durante lo scorrimento</w:t>
       </w:r>
     </w:p>
     <w:p>
@@ -217,6 +217,101 @@
           <w:szCs w:val="18"/>
         </w:rPr>
         <w:t xml:space="preserve">VERSIONE ATTUALE</w:t>
+      </w:r>
+    </w:p>
+    <w:p>
+      <w:pPr>
+        <w:spacing w:after="90" w:before="60"/>
+      </w:pPr>
+      <w:r>
+        <w:rPr>
+          <w:b/>
+          <w:bCs/>
+          <w:caps/>
+          <w:color w:val="1F3A4D"/>
+          <w:sz w:val="20"/>
+          <w:szCs w:val="20"/>
+        </w:rPr>
+        <w:t xml:space="preserve">Novità e miglioramenti</w:t>
+      </w:r>
+    </w:p>
+    <w:p>
+      <w:pPr>
+        <w:pStyle w:val="ListParagraph"/>
+        <w:numPr>
+          <w:ilvl w:val="0"/>
+          <w:numId w:val="1"/>
+        </w:numPr>
+        <w:spacing w:after="110"/>
+      </w:pPr>
+      <w:r>
+        <w:rPr>
+          <w:color w:val="262626"/>
+          <w:sz w:val="22"/>
+          <w:szCs w:val="22"/>
+        </w:rPr>
+        <w:t xml:space="preserve">In tutte le schede con un elenco (Criticità, Decisioni, Allert, Requisiti, Approvazioni Drawings, Registro Stakeholder, Maestranze, Capitolato Requisiti, Documenti, Diario, Lezioni Apprese, Note di Coordinamento, Commesse, Utenti...), la riga con i nomi delle colonne ora resta visibile in alto mentre si scorre l'elenco, invece di sparire scorrendo verso il basso.</w:t>
+      </w:r>
+    </w:p>
+    <w:p>
+      <w:pPr>
+        <w:pStyle w:val="ListParagraph"/>
+        <w:numPr>
+          <w:ilvl w:val="0"/>
+          <w:numId w:val="1"/>
+        </w:numPr>
+        <w:spacing w:after="110"/>
+      </w:pPr>
+      <w:r>
+        <w:rPr>
+          <w:color w:val="262626"/>
+          <w:sz w:val="22"/>
+          <w:szCs w:val="22"/>
+        </w:rPr>
+        <w:t xml:space="preserve">Approvazioni Drawings: la colonna unica "Invio → Approvazione" è stata divisa in due colonne distinte, "Data invio" e "Data approvazione".</w:t>
+      </w:r>
+    </w:p>
+    <w:p>
+      <w:pPr>
+        <w:pBdr>
+          <w:bottom w:val="single" w:color="1F3A4D" w:sz="6"/>
+        </w:pBdr>
+        <w:spacing w:after="60" w:before="420"/>
+      </w:pPr>
+      <w:r>
+        <w:rPr>
+          <w:b/>
+          <w:bCs/>
+          <w:color w:val="C0332B"/>
+          <w:sz w:val="26"/>
+          <w:szCs w:val="26"/>
+        </w:rPr>
+        <w:t xml:space="preserve">Versione 1.19  </w:t>
+      </w:r>
+      <w:r>
+        <w:rPr>
+          <w:b/>
+          <w:bCs/>
+          <w:color w:val="1F3A4D"/>
+          <w:sz w:val="26"/>
+          <w:szCs w:val="26"/>
+        </w:rPr>
+        <w:t xml:space="preserve">Timeline Montaggi: raggruppamento per Piano e sotto-attività stile MPP</w:t>
+      </w:r>
+    </w:p>
+    <w:p>
+      <w:pPr>
+        <w:spacing w:after="160"/>
+      </w:pPr>
+      <w:r>
+        <w:rPr>
+          <w:i/>
+          <w:iCs/>
+          <w:color w:val="666666"/>
+          <w:sz w:val="20"/>
+          <w:szCs w:val="20"/>
+        </w:rPr>
+        <w:t xml:space="preserve">31 ottobre 2026</w:t>
       </w:r>
     </w:p>
     <w:p>
